--- a/docs/Rapport_Final.docx
+++ b/docs/Rapport_Final.docx
@@ -5686,137 +5686,1254 @@
           <w:spacing w:val="-2"/>
           <w:sz w:val="24"/>
         </w:rPr>
-        <w:t>_____</w:t>
-      </w:r>
-      <w:bookmarkStart w:id="32" w:name="_GoBack"/>
-      <w:bookmarkEnd w:id="32"/>
+        <w:t>_____________________________________________________________________________________________________________</w:t>
+      </w:r>
+    </w:p>
+    <w:p>
+      <w:pPr>
+        <w:pStyle w:val="2"/>
+        <w:rPr>
+          <w:rFonts w:hint="default"/>
+          <w:lang w:val="fr-FR"/>
+        </w:rPr>
+      </w:pPr>
+      <w:bookmarkStart w:id="13" w:name="_Toc26468"/>
+      <w:r>
+        <w:t>Création d</w:t>
+      </w:r>
+      <w:r>
+        <w:rPr>
+          <w:rFonts w:hint="default"/>
+          <w:lang w:val="fr-FR"/>
+        </w:rPr>
+        <w:t>es VMs</w:t>
+      </w:r>
+      <w:bookmarkEnd w:id="13"/>
+    </w:p>
+    <w:p>
+      <w:pPr>
+        <w:spacing w:before="2"/>
+        <w:ind w:left="87"/>
+        <w:rPr>
+          <w:b/>
+          <w:sz w:val="24"/>
+        </w:rPr>
+      </w:pPr>
       <w:r>
         <w:rPr>
           <w:b/>
           <w:spacing w:val="-2"/>
           <w:sz w:val="24"/>
         </w:rPr>
-        <w:t>________________________________________________________________________________________________________</w:t>
-      </w:r>
-    </w:p>
-    <w:p>
-      <w:pPr>
-        <w:pStyle w:val="2"/>
-      </w:pPr>
-      <w:bookmarkStart w:id="13" w:name="_Toc218099494"/>
-      <w:r>
-        <w:t>Création du code des routeurs</w:t>
-      </w:r>
-      <w:bookmarkEnd w:id="13"/>
-    </w:p>
-    <w:p>
-      <w:pPr>
-        <w:spacing w:before="2"/>
-        <w:ind w:left="87"/>
-        <w:rPr>
-          <w:b/>
+        <w:t>_____________________________________________________________________________________________________________</w:t>
+      </w:r>
+    </w:p>
+    <w:p>
+      <w:pPr>
+        <w:tabs>
+          <w:tab w:val="left" w:pos="1013"/>
+        </w:tabs>
+        <w:spacing w:before="20"/>
+        <w:rPr>
           <w:sz w:val="24"/>
         </w:rPr>
       </w:pPr>
-      <w:r>
-        <w:rPr>
+    </w:p>
+    <w:p>
+      <w:pPr>
+        <w:pStyle w:val="3"/>
+        <w:bidi w:val="0"/>
+        <w:rPr>
+          <w:rFonts w:hint="default"/>
+          <w:sz w:val="28"/>
+          <w:szCs w:val="28"/>
+          <w:lang w:val="fr-FR"/>
+        </w:rPr>
+      </w:pPr>
+      <w:bookmarkStart w:id="14" w:name="_Toc15370"/>
+      <w:r>
+        <w:rPr>
+          <w:rFonts w:hint="default"/>
+          <w:sz w:val="28"/>
+          <w:szCs w:val="28"/>
+          <w:lang w:val="fr-FR"/>
+        </w:rPr>
+        <w:t>Introduction :</w:t>
+      </w:r>
+      <w:bookmarkEnd w:id="14"/>
+    </w:p>
+    <w:p>
+      <w:pPr>
+        <w:rPr>
+          <w:rFonts w:hint="default"/>
           <w:b/>
           <w:spacing w:val="-2"/>
           <w:sz w:val="24"/>
-        </w:rPr>
-        <w:t>_____________________________________________________________________________________________________________</w:t>
-      </w:r>
-    </w:p>
-    <w:p>
-      <w:pPr>
-        <w:tabs>
-          <w:tab w:val="left" w:pos="1013"/>
-        </w:tabs>
-        <w:spacing w:before="20"/>
-        <w:rPr>
+          <w:lang w:val="fr-FR"/>
+        </w:rPr>
+      </w:pPr>
+    </w:p>
+    <w:p>
+      <w:pPr>
+        <w:rPr>
+          <w:rFonts w:hint="default"/>
+          <w:b w:val="0"/>
+          <w:bCs/>
+          <w:spacing w:val="-2"/>
           <w:sz w:val="24"/>
-        </w:rPr>
-      </w:pPr>
-    </w:p>
-    <w:p>
-      <w:pPr>
-        <w:pStyle w:val="3"/>
-        <w:spacing w:before="79"/>
-      </w:pPr>
-      <w:bookmarkStart w:id="14" w:name="_Toc218099495"/>
-      <w:r>
-        <w:t>Recherches</w:t>
-      </w:r>
-      <w:bookmarkEnd w:id="14"/>
-    </w:p>
-    <w:p>
-      <w:pPr>
-        <w:pStyle w:val="12"/>
-        <w:spacing w:before="284" w:line="360" w:lineRule="auto"/>
-        <w:ind w:left="795" w:right="154"/>
-      </w:pPr>
-      <w:r>
-        <w:t>Avant de se lancer dans le codage il faut correctement analyser le sujet et voir les éléments qu’il faut implémenter, comme présenté ci-dessous :</w:t>
-      </w:r>
-    </w:p>
-    <w:p>
-      <w:pPr>
-        <w:pStyle w:val="12"/>
+          <w:lang w:val="fr-FR"/>
+        </w:rPr>
+      </w:pPr>
+      <w:r>
+        <w:rPr>
+          <w:rFonts w:hint="default"/>
+          <w:b w:val="0"/>
+          <w:bCs/>
+          <w:spacing w:val="-2"/>
+          <w:sz w:val="24"/>
+          <w:lang w:val="fr-FR"/>
+        </w:rPr>
+        <w:t>Le projet consistait à faire communiquer le Routeur, le Client et le Master en utilisant trois Machines Virtuelles.</w:t>
+      </w:r>
+    </w:p>
+    <w:p>
+      <w:pPr>
+        <w:rPr>
+          <w:rFonts w:hint="default"/>
+          <w:b/>
+          <w:spacing w:val="-2"/>
+          <w:sz w:val="24"/>
+          <w:lang w:val="fr-FR"/>
+        </w:rPr>
+      </w:pPr>
+    </w:p>
+    <w:p>
+      <w:pPr>
         <w:numPr>
           <w:ilvl w:val="0"/>
           <w:numId w:val="2"/>
         </w:numPr>
-        <w:spacing w:before="284" w:line="360" w:lineRule="auto"/>
-        <w:ind w:right="154"/>
-      </w:pPr>
-      <w:r>
-        <w:t>Démarrage du routeur ;</w:t>
-      </w:r>
-    </w:p>
-    <w:p>
-      <w:pPr>
-        <w:pStyle w:val="12"/>
+        <w:spacing w:line="360" w:lineRule="auto"/>
+        <w:ind w:left="420" w:leftChars="0" w:hanging="420" w:firstLineChars="0"/>
+        <w:rPr>
+          <w:rFonts w:hint="default"/>
+          <w:b w:val="0"/>
+          <w:bCs/>
+          <w:spacing w:val="-2"/>
+          <w:sz w:val="24"/>
+          <w:lang w:val="fr-FR"/>
+        </w:rPr>
+      </w:pPr>
+      <w:r>
+        <w:rPr>
+          <w:rFonts w:hint="default"/>
+          <w:b w:val="0"/>
+          <w:bCs/>
+          <w:spacing w:val="-2"/>
+          <w:sz w:val="24"/>
+          <w:lang w:val="fr-FR"/>
+        </w:rPr>
+        <w:t>La Client est sur une machine virtuelle Windows,</w:t>
+      </w:r>
+    </w:p>
+    <w:p>
+      <w:pPr>
         <w:numPr>
           <w:ilvl w:val="0"/>
           <w:numId w:val="2"/>
         </w:numPr>
-        <w:spacing w:before="284" w:line="360" w:lineRule="auto"/>
-        <w:ind w:right="154"/>
-      </w:pPr>
-      <w:r>
-        <w:t>Connexion du routeur au serveur ;</w:t>
-      </w:r>
-    </w:p>
-    <w:p>
-      <w:pPr>
-        <w:pStyle w:val="12"/>
+        <w:spacing w:line="360" w:lineRule="auto"/>
+        <w:ind w:left="420" w:leftChars="0" w:hanging="420" w:firstLineChars="0"/>
+        <w:rPr>
+          <w:rFonts w:hint="default"/>
+          <w:b w:val="0"/>
+          <w:bCs/>
+          <w:spacing w:val="-2"/>
+          <w:sz w:val="24"/>
+          <w:lang w:val="fr-FR"/>
+        </w:rPr>
+      </w:pPr>
+      <w:r>
+        <w:rPr>
+          <w:rFonts w:hint="default"/>
+          <w:b w:val="0"/>
+          <w:bCs/>
+          <w:spacing w:val="-2"/>
+          <w:sz w:val="24"/>
+          <w:lang w:val="fr-FR"/>
+        </w:rPr>
+        <w:t>Le Routeur est sur une machine virtuelle Linux,</w:t>
+      </w:r>
+    </w:p>
+    <w:p>
+      <w:pPr>
         <w:numPr>
           <w:ilvl w:val="0"/>
           <w:numId w:val="2"/>
         </w:numPr>
+        <w:spacing w:line="360" w:lineRule="auto"/>
+        <w:ind w:left="420" w:leftChars="0" w:hanging="420" w:firstLineChars="0"/>
+        <w:rPr>
+          <w:b/>
+          <w:spacing w:val="-2"/>
+          <w:sz w:val="24"/>
+        </w:rPr>
+      </w:pPr>
+      <w:r>
+        <w:rPr>
+          <w:rFonts w:hint="default"/>
+          <w:b w:val="0"/>
+          <w:bCs/>
+          <w:spacing w:val="-2"/>
+          <w:sz w:val="24"/>
+          <w:lang w:val="fr-FR"/>
+        </w:rPr>
+        <w:t>Le Master est sur une machine virtuelle Linux.</w:t>
+      </w:r>
+    </w:p>
+    <w:p>
+      <w:pPr>
+        <w:numPr>
+          <w:ilvl w:val="0"/>
+          <w:numId w:val="0"/>
+        </w:numPr>
+        <w:ind w:leftChars="0"/>
+        <w:rPr>
+          <w:rFonts w:hint="default"/>
+          <w:b w:val="0"/>
+          <w:bCs/>
+          <w:spacing w:val="-2"/>
+          <w:sz w:val="24"/>
+          <w:lang w:val="fr-FR"/>
+        </w:rPr>
+      </w:pPr>
+    </w:p>
+    <w:p>
+      <w:pPr>
+        <w:pStyle w:val="3"/>
+        <w:bidi w:val="0"/>
+        <w:rPr>
+          <w:rFonts w:hint="default"/>
+          <w:sz w:val="28"/>
+          <w:szCs w:val="28"/>
+          <w:lang w:val="fr-FR"/>
+        </w:rPr>
+      </w:pPr>
+      <w:bookmarkStart w:id="15" w:name="_Toc2899"/>
+      <w:r>
+        <w:rPr>
+          <w:rFonts w:hint="default"/>
+          <w:sz w:val="28"/>
+          <w:szCs w:val="28"/>
+          <w:lang w:val="fr-FR"/>
+        </w:rPr>
+        <w:t>Développement de l’installation :</w:t>
+      </w:r>
+      <w:bookmarkEnd w:id="15"/>
+    </w:p>
+    <w:p>
+      <w:pPr>
+        <w:pStyle w:val="3"/>
+        <w:bidi w:val="0"/>
+        <w:rPr>
+          <w:rFonts w:hint="default"/>
+          <w:sz w:val="28"/>
+          <w:szCs w:val="28"/>
+          <w:lang w:val="fr-FR"/>
+        </w:rPr>
+      </w:pPr>
+    </w:p>
+    <w:p>
+      <w:pPr>
+        <w:numPr>
+          <w:ilvl w:val="0"/>
+          <w:numId w:val="0"/>
+        </w:numPr>
+        <w:bidi w:val="0"/>
+        <w:ind w:leftChars="0"/>
+        <w:rPr>
+          <w:rFonts w:hint="default"/>
+          <w:sz w:val="24"/>
+          <w:szCs w:val="24"/>
+          <w:lang w:val="fr-FR"/>
+        </w:rPr>
+      </w:pPr>
+      <w:r>
+        <w:rPr>
+          <w:rFonts w:hint="default"/>
+          <w:sz w:val="24"/>
+          <w:szCs w:val="24"/>
+          <w:lang w:val="fr-FR"/>
+        </w:rPr>
+        <w:t>Création du réseau Host-Only (pour faire un test en local)</w:t>
+      </w:r>
+    </w:p>
+    <w:p>
+      <w:pPr>
+        <w:bidi w:val="0"/>
+        <w:rPr>
+          <w:rFonts w:hint="default"/>
+          <w:lang w:val="fr-FR"/>
+        </w:rPr>
+      </w:pPr>
+    </w:p>
+    <w:p>
+      <w:pPr>
+        <w:numPr>
+          <w:ilvl w:val="0"/>
+          <w:numId w:val="3"/>
+        </w:numPr>
+        <w:bidi w:val="0"/>
+        <w:spacing w:line="360" w:lineRule="auto"/>
+        <w:ind w:left="420" w:leftChars="0" w:hanging="420" w:firstLineChars="0"/>
+        <w:rPr>
+          <w:rFonts w:hint="default"/>
+          <w:sz w:val="24"/>
+          <w:szCs w:val="24"/>
+        </w:rPr>
+      </w:pPr>
+      <w:r>
+        <w:rPr>
+          <w:rFonts w:hint="default"/>
+          <w:sz w:val="24"/>
+          <w:szCs w:val="24"/>
+        </w:rPr>
+        <w:t>Ouvr</w:t>
+      </w:r>
+      <w:r>
+        <w:rPr>
+          <w:rFonts w:hint="default"/>
+          <w:sz w:val="24"/>
+          <w:szCs w:val="24"/>
+          <w:lang w:val="fr-FR"/>
+        </w:rPr>
+        <w:t>ir</w:t>
+      </w:r>
+      <w:r>
+        <w:rPr>
+          <w:rFonts w:hint="default"/>
+          <w:sz w:val="24"/>
+          <w:szCs w:val="24"/>
+        </w:rPr>
+        <w:t xml:space="preserve"> VirtualBox</w:t>
+      </w:r>
+    </w:p>
+    <w:p>
+      <w:pPr>
+        <w:numPr>
+          <w:ilvl w:val="0"/>
+          <w:numId w:val="3"/>
+        </w:numPr>
+        <w:bidi w:val="0"/>
+        <w:spacing w:line="360" w:lineRule="auto"/>
+        <w:ind w:left="420" w:leftChars="0" w:hanging="420" w:firstLineChars="0"/>
+        <w:rPr>
+          <w:rFonts w:hint="default"/>
+          <w:sz w:val="24"/>
+          <w:szCs w:val="24"/>
+        </w:rPr>
+      </w:pPr>
+      <w:r>
+        <w:rPr>
+          <w:rFonts w:hint="default"/>
+          <w:sz w:val="24"/>
+          <w:szCs w:val="24"/>
+        </w:rPr>
+        <w:t>Menu Fichier → Outils → Gestionnaire de réseau hôte</w:t>
+      </w:r>
+    </w:p>
+    <w:p>
+      <w:pPr>
+        <w:numPr>
+          <w:ilvl w:val="0"/>
+          <w:numId w:val="3"/>
+        </w:numPr>
+        <w:bidi w:val="0"/>
+        <w:spacing w:line="360" w:lineRule="auto"/>
+        <w:ind w:left="420" w:leftChars="0" w:hanging="420" w:firstLineChars="0"/>
+        <w:rPr>
+          <w:rFonts w:hint="default"/>
+          <w:sz w:val="24"/>
+          <w:szCs w:val="24"/>
+        </w:rPr>
+      </w:pPr>
+      <w:r>
+        <w:rPr>
+          <w:rFonts w:hint="default"/>
+          <w:sz w:val="24"/>
+          <w:szCs w:val="24"/>
+        </w:rPr>
+        <w:t>Clique sur Créer</w:t>
+      </w:r>
+    </w:p>
+    <w:p>
+      <w:pPr>
+        <w:numPr>
+          <w:ilvl w:val="0"/>
+          <w:numId w:val="3"/>
+        </w:numPr>
+        <w:bidi w:val="0"/>
+        <w:spacing w:line="360" w:lineRule="auto"/>
+        <w:ind w:left="420" w:leftChars="0" w:hanging="420" w:firstLineChars="0"/>
+        <w:rPr>
+          <w:rFonts w:hint="default"/>
+          <w:sz w:val="24"/>
+          <w:szCs w:val="24"/>
+        </w:rPr>
+      </w:pPr>
+      <w:r>
+        <w:rPr>
+          <w:rFonts w:hint="default"/>
+          <w:sz w:val="24"/>
+          <w:szCs w:val="24"/>
+        </w:rPr>
+        <w:t>Réseau : vboxnet0</w:t>
+      </w:r>
+    </w:p>
+    <w:p>
+      <w:pPr>
+        <w:numPr>
+          <w:ilvl w:val="0"/>
+          <w:numId w:val="3"/>
+        </w:numPr>
+        <w:bidi w:val="0"/>
+        <w:spacing w:line="360" w:lineRule="auto"/>
+        <w:ind w:left="420" w:leftChars="0" w:hanging="420" w:firstLineChars="0"/>
+        <w:rPr>
+          <w:rFonts w:hint="default"/>
+          <w:sz w:val="24"/>
+          <w:szCs w:val="24"/>
+        </w:rPr>
+      </w:pPr>
+      <w:r>
+        <w:rPr>
+          <w:rFonts w:hint="default"/>
+          <w:sz w:val="24"/>
+          <w:szCs w:val="24"/>
+        </w:rPr>
+        <w:t>IP hôte : 192.168.56.1</w:t>
+      </w:r>
+    </w:p>
+    <w:p>
+      <w:pPr>
+        <w:numPr>
+          <w:ilvl w:val="0"/>
+          <w:numId w:val="3"/>
+        </w:numPr>
+        <w:bidi w:val="0"/>
+        <w:spacing w:line="360" w:lineRule="auto"/>
+        <w:ind w:left="420" w:leftChars="0" w:hanging="420" w:firstLineChars="0"/>
+        <w:rPr>
+          <w:rFonts w:hint="default"/>
+          <w:sz w:val="24"/>
+          <w:szCs w:val="24"/>
+        </w:rPr>
+      </w:pPr>
+      <w:r>
+        <w:rPr>
+          <w:rFonts w:hint="default"/>
+          <w:sz w:val="24"/>
+          <w:szCs w:val="24"/>
+        </w:rPr>
+        <w:t>DHCP : activé ou désactivé (</w:t>
+      </w:r>
+      <w:r>
+        <w:rPr>
+          <w:rFonts w:hint="default"/>
+          <w:sz w:val="24"/>
+          <w:szCs w:val="24"/>
+          <w:lang w:val="fr-FR"/>
+        </w:rPr>
+        <w:t>fortement déconseillé pour ce projet</w:t>
+      </w:r>
+      <w:r>
+        <w:rPr>
+          <w:rFonts w:hint="default"/>
+          <w:sz w:val="24"/>
+          <w:szCs w:val="24"/>
+        </w:rPr>
+        <w:t>)</w:t>
+      </w:r>
+    </w:p>
+    <w:p>
+      <w:pPr>
+        <w:numPr>
+          <w:ilvl w:val="0"/>
+          <w:numId w:val="3"/>
+        </w:numPr>
+        <w:bidi w:val="0"/>
+        <w:spacing w:line="360" w:lineRule="auto"/>
+        <w:ind w:left="420" w:leftChars="0" w:hanging="420" w:firstLineChars="0"/>
+        <w:rPr>
+          <w:rFonts w:hint="default"/>
+          <w:sz w:val="24"/>
+          <w:szCs w:val="24"/>
+        </w:rPr>
+      </w:pPr>
+      <w:r>
+        <w:rPr>
+          <w:rFonts w:hint="default"/>
+          <w:sz w:val="24"/>
+          <w:szCs w:val="24"/>
+        </w:rPr>
+        <w:t>relie VM ↔ VM</w:t>
+      </w:r>
+    </w:p>
+    <w:p>
+      <w:pPr>
+        <w:numPr>
+          <w:ilvl w:val="0"/>
+          <w:numId w:val="3"/>
+        </w:numPr>
+        <w:bidi w:val="0"/>
+        <w:spacing w:line="360" w:lineRule="auto"/>
+        <w:ind w:left="420" w:leftChars="0" w:hanging="420" w:firstLineChars="0"/>
+        <w:rPr>
+          <w:sz w:val="24"/>
+          <w:szCs w:val="24"/>
+        </w:rPr>
+      </w:pPr>
+      <w:r>
+        <w:rPr>
+          <w:rFonts w:hint="default"/>
+          <w:sz w:val="24"/>
+          <w:szCs w:val="24"/>
+        </w:rPr>
+        <w:t>relie VM ↔ machine hôte</w:t>
+      </w:r>
+    </w:p>
+    <w:p>
+      <w:pPr>
+        <w:bidi w:val="0"/>
+        <w:rPr>
+          <w:rFonts w:hint="default"/>
+        </w:rPr>
+      </w:pPr>
+      <w:r>
+        <w:rPr>
+          <w:rFonts w:hint="default"/>
+        </w:rPr>
+        <w:br w:type="page"/>
+      </w:r>
+    </w:p>
+    <w:p>
+      <w:pPr>
+        <w:bidi w:val="0"/>
+        <w:rPr>
+          <w:rFonts w:hint="default"/>
+          <w:b/>
+          <w:bCs/>
+          <w:sz w:val="28"/>
+          <w:szCs w:val="28"/>
+          <w:lang w:val="fr-FR"/>
+        </w:rPr>
+      </w:pPr>
+      <w:r>
+        <w:rPr>
+          <w:rFonts w:hint="default"/>
+          <w:b/>
+          <w:bCs/>
+          <w:sz w:val="28"/>
+          <w:szCs w:val="28"/>
+          <w:lang w:val="fr-FR"/>
+        </w:rPr>
+        <w:t>Configuration des VMs Linux</w:t>
+      </w:r>
+    </w:p>
+    <w:p>
+      <w:pPr>
+        <w:bidi w:val="0"/>
+        <w:rPr>
+          <w:rFonts w:hint="default"/>
+          <w:sz w:val="28"/>
+          <w:szCs w:val="28"/>
+          <w:lang w:val="fr-FR"/>
+        </w:rPr>
+      </w:pPr>
+      <w:r>
+        <w:rPr>
+          <w:rFonts w:hint="default"/>
+          <w:sz w:val="28"/>
+          <w:szCs w:val="28"/>
+          <w:lang w:val="fr-FR"/>
+        </w:rPr>
+        <w:t>(Installer avec un ISO la VM Linux - ISO disponible sur internet)</w:t>
+      </w:r>
+    </w:p>
+    <w:p>
+      <w:pPr>
+        <w:bidi w:val="0"/>
+        <w:rPr>
+          <w:rFonts w:hint="default"/>
+          <w:sz w:val="24"/>
+          <w:szCs w:val="24"/>
+          <w:lang w:val="fr-FR"/>
+        </w:rPr>
+      </w:pPr>
+    </w:p>
+    <w:p>
+      <w:pPr>
+        <w:bidi w:val="0"/>
+        <w:rPr>
+          <w:rFonts w:hint="default"/>
+          <w:b/>
+          <w:bCs/>
+          <w:sz w:val="24"/>
+          <w:szCs w:val="24"/>
+          <w:lang w:val="fr-FR"/>
+        </w:rPr>
+      </w:pPr>
+      <w:r>
+        <w:rPr>
+          <w:rFonts w:hint="default"/>
+          <w:b/>
+          <w:bCs/>
+          <w:sz w:val="24"/>
+          <w:szCs w:val="24"/>
+          <w:lang w:val="fr-FR"/>
+        </w:rPr>
+        <w:t xml:space="preserve">Configuration puis dans Réseau </w:t>
+      </w:r>
+      <w:bookmarkStart w:id="35" w:name="_GoBack"/>
+      <w:r>
+        <w:rPr>
+          <w:rFonts w:hint="default"/>
+          <w:b/>
+          <w:bCs/>
+          <w:sz w:val="24"/>
+          <w:szCs w:val="24"/>
+          <w:lang w:val="fr-FR"/>
+        </w:rPr>
+        <w:t>(identique pour les deux VMs - Master &amp; Routeur)</w:t>
+      </w:r>
+    </w:p>
+    <w:bookmarkEnd w:id="35"/>
+    <w:p>
+      <w:pPr>
+        <w:bidi w:val="0"/>
+        <w:rPr>
+          <w:rFonts w:hint="default"/>
+          <w:sz w:val="24"/>
+          <w:szCs w:val="24"/>
+        </w:rPr>
+      </w:pPr>
+    </w:p>
+    <w:p>
+      <w:pPr>
+        <w:numPr>
+          <w:ilvl w:val="0"/>
+          <w:numId w:val="3"/>
+        </w:numPr>
+        <w:bidi w:val="0"/>
+        <w:ind w:left="420" w:leftChars="0" w:hanging="420" w:firstLineChars="0"/>
+        <w:rPr>
+          <w:rFonts w:hint="default"/>
+          <w:sz w:val="24"/>
+          <w:szCs w:val="24"/>
+        </w:rPr>
+      </w:pPr>
+      <w:r>
+        <w:rPr>
+          <w:rFonts w:hint="default"/>
+          <w:sz w:val="24"/>
+          <w:szCs w:val="24"/>
+          <w:lang w:val="fr-FR"/>
+        </w:rPr>
+        <w:t>Carte 1 = mode accès réseau = Réseau privé hôte</w:t>
+      </w:r>
+    </w:p>
+    <w:p>
+      <w:pPr>
+        <w:bidi w:val="0"/>
+        <w:rPr>
+          <w:rFonts w:hint="default"/>
+          <w:sz w:val="24"/>
+          <w:szCs w:val="24"/>
+        </w:rPr>
+      </w:pPr>
+    </w:p>
+    <w:p>
+      <w:pPr>
+        <w:numPr>
+          <w:ilvl w:val="0"/>
+          <w:numId w:val="3"/>
+        </w:numPr>
+        <w:bidi w:val="0"/>
+        <w:ind w:left="420" w:leftChars="0" w:hanging="420" w:firstLineChars="0"/>
+        <w:rPr>
+          <w:rFonts w:hint="default"/>
+          <w:sz w:val="24"/>
+          <w:szCs w:val="24"/>
+        </w:rPr>
+      </w:pPr>
+      <w:r>
+        <w:rPr>
+          <w:rFonts w:hint="default"/>
+          <w:sz w:val="24"/>
+          <w:szCs w:val="24"/>
+          <w:lang w:val="fr-FR"/>
+        </w:rPr>
+        <w:t>Nom : vboxnet0</w:t>
+      </w:r>
+    </w:p>
+    <w:p>
+      <w:pPr>
+        <w:bidi w:val="0"/>
+        <w:rPr>
+          <w:rFonts w:hint="default"/>
+          <w:sz w:val="24"/>
+          <w:szCs w:val="24"/>
+          <w:lang w:val="fr-FR"/>
+        </w:rPr>
+      </w:pPr>
+    </w:p>
+    <w:p>
+      <w:pPr>
+        <w:bidi w:val="0"/>
+        <w:rPr>
+          <w:rFonts w:hint="default"/>
+          <w:b/>
+          <w:bCs/>
+          <w:sz w:val="28"/>
+          <w:szCs w:val="28"/>
+          <w:lang w:val="fr-FR"/>
+        </w:rPr>
+      </w:pPr>
+      <w:r>
+        <w:rPr>
+          <w:rFonts w:hint="default"/>
+          <w:b/>
+          <w:bCs/>
+          <w:sz w:val="28"/>
+          <w:szCs w:val="28"/>
+          <w:lang w:val="fr-FR"/>
+        </w:rPr>
+        <w:t>Configuration de la VM Windows</w:t>
+      </w:r>
+    </w:p>
+    <w:p>
+      <w:pPr>
+        <w:bidi w:val="0"/>
+        <w:rPr>
+          <w:rFonts w:hint="default"/>
+          <w:b/>
+          <w:bCs/>
+          <w:sz w:val="28"/>
+          <w:szCs w:val="28"/>
+          <w:lang w:val="fr-FR"/>
+        </w:rPr>
+      </w:pPr>
+      <w:r>
+        <w:rPr>
+          <w:rFonts w:hint="default"/>
+          <w:b/>
+          <w:bCs/>
+          <w:sz w:val="28"/>
+          <w:szCs w:val="28"/>
+          <w:lang w:val="fr-FR"/>
+        </w:rPr>
+        <w:t>(Installer avec un ISO la VM Linux - ISO disponible sur internet)</w:t>
+      </w:r>
+    </w:p>
+    <w:p>
+      <w:pPr>
+        <w:bidi w:val="0"/>
+        <w:rPr>
+          <w:rFonts w:hint="default"/>
+          <w:b/>
+          <w:bCs/>
+          <w:sz w:val="28"/>
+          <w:szCs w:val="28"/>
+          <w:lang w:val="fr-FR"/>
+        </w:rPr>
+      </w:pPr>
+    </w:p>
+    <w:p>
+      <w:pPr>
+        <w:bidi w:val="0"/>
+        <w:rPr>
+          <w:rFonts w:hint="default"/>
+          <w:b/>
+          <w:bCs/>
+          <w:sz w:val="24"/>
+          <w:szCs w:val="24"/>
+        </w:rPr>
+      </w:pPr>
+      <w:r>
+        <w:rPr>
+          <w:rFonts w:hint="default"/>
+          <w:b/>
+          <w:bCs/>
+          <w:sz w:val="24"/>
+          <w:szCs w:val="24"/>
+          <w:lang w:val="fr-FR"/>
+        </w:rPr>
+        <w:t>Configuration puis dans Réseau</w:t>
+      </w:r>
+    </w:p>
+    <w:p>
+      <w:pPr>
+        <w:bidi w:val="0"/>
+        <w:rPr>
+          <w:rFonts w:hint="default"/>
+          <w:sz w:val="24"/>
+          <w:szCs w:val="24"/>
+        </w:rPr>
+      </w:pPr>
+    </w:p>
+    <w:p>
+      <w:pPr>
+        <w:numPr>
+          <w:ilvl w:val="0"/>
+          <w:numId w:val="3"/>
+        </w:numPr>
+        <w:bidi w:val="0"/>
+        <w:ind w:left="420" w:leftChars="0" w:hanging="420" w:firstLineChars="0"/>
+        <w:rPr>
+          <w:rFonts w:hint="default"/>
+          <w:sz w:val="24"/>
+          <w:szCs w:val="24"/>
+        </w:rPr>
+      </w:pPr>
+      <w:r>
+        <w:rPr>
+          <w:rFonts w:hint="default"/>
+          <w:sz w:val="24"/>
+          <w:szCs w:val="24"/>
+          <w:lang w:val="fr-FR"/>
+        </w:rPr>
+        <w:t>Carte 1 = mode accès réseau = Réseau privé hôte</w:t>
+      </w:r>
+    </w:p>
+    <w:p>
+      <w:pPr>
+        <w:bidi w:val="0"/>
+        <w:rPr>
+          <w:rFonts w:hint="default"/>
+          <w:sz w:val="24"/>
+          <w:szCs w:val="24"/>
+        </w:rPr>
+      </w:pPr>
+    </w:p>
+    <w:p>
+      <w:pPr>
+        <w:numPr>
+          <w:ilvl w:val="0"/>
+          <w:numId w:val="3"/>
+        </w:numPr>
+        <w:bidi w:val="0"/>
+        <w:ind w:left="420" w:leftChars="0" w:hanging="420" w:firstLineChars="0"/>
+        <w:rPr>
+          <w:rFonts w:hint="default"/>
+          <w:sz w:val="24"/>
+          <w:szCs w:val="24"/>
+        </w:rPr>
+      </w:pPr>
+      <w:r>
+        <w:rPr>
+          <w:rFonts w:hint="default"/>
+          <w:sz w:val="24"/>
+          <w:szCs w:val="24"/>
+          <w:lang w:val="fr-FR"/>
+        </w:rPr>
+        <w:t>Nom : vboxnet0</w:t>
+      </w:r>
+    </w:p>
+    <w:p>
+      <w:pPr>
+        <w:bidi w:val="0"/>
+        <w:rPr>
+          <w:rFonts w:hint="default"/>
+          <w:sz w:val="24"/>
+          <w:szCs w:val="24"/>
+          <w:lang w:val="fr-FR"/>
+        </w:rPr>
+      </w:pPr>
+    </w:p>
+    <w:p>
+      <w:pPr>
+        <w:bidi w:val="0"/>
+        <w:rPr>
+          <w:rFonts w:hint="default"/>
+          <w:sz w:val="24"/>
+          <w:szCs w:val="24"/>
+          <w:lang w:val="fr-FR"/>
+        </w:rPr>
+      </w:pPr>
+    </w:p>
+    <w:p>
+      <w:pPr>
+        <w:bidi w:val="0"/>
+        <w:rPr>
+          <w:rFonts w:hint="default"/>
+          <w:b/>
+          <w:bCs/>
+          <w:sz w:val="24"/>
+          <w:szCs w:val="24"/>
+          <w:lang w:val="fr-FR"/>
+        </w:rPr>
+      </w:pPr>
+      <w:r>
+        <w:rPr>
+          <w:rFonts w:hint="default"/>
+          <w:b/>
+          <w:bCs/>
+          <w:sz w:val="24"/>
+          <w:szCs w:val="24"/>
+          <w:lang w:val="fr-FR"/>
+        </w:rPr>
+        <w:t>Afin de vérifier que tout est correctement configuré, il est possible de :</w:t>
+      </w:r>
+    </w:p>
+    <w:p>
+      <w:pPr>
+        <w:bidi w:val="0"/>
+        <w:rPr>
+          <w:rFonts w:hint="default"/>
+          <w:sz w:val="24"/>
+          <w:szCs w:val="24"/>
+          <w:lang w:val="fr-FR"/>
+        </w:rPr>
+      </w:pPr>
+    </w:p>
+    <w:p>
+      <w:pPr>
+        <w:bidi w:val="0"/>
+        <w:rPr>
+          <w:rFonts w:hint="default"/>
+          <w:sz w:val="24"/>
+          <w:szCs w:val="24"/>
+          <w:lang w:val="fr-FR"/>
+        </w:rPr>
+      </w:pPr>
+      <w:r>
+        <w:rPr>
+          <w:rFonts w:hint="default"/>
+          <w:sz w:val="24"/>
+          <w:szCs w:val="24"/>
+          <w:lang w:val="fr-FR"/>
+        </w:rPr>
+        <w:t>Dans Linux :</w:t>
+      </w:r>
+    </w:p>
+    <w:p>
+      <w:pPr>
+        <w:bidi w:val="0"/>
+        <w:rPr>
+          <w:rFonts w:hint="default"/>
+          <w:sz w:val="24"/>
+          <w:szCs w:val="24"/>
+          <w:lang w:val="fr-FR"/>
+        </w:rPr>
+      </w:pPr>
+    </w:p>
+    <w:p>
+      <w:pPr>
+        <w:bidi w:val="0"/>
+        <w:rPr>
+          <w:rFonts w:hint="default"/>
+          <w:sz w:val="24"/>
+          <w:szCs w:val="24"/>
+          <w:lang w:val="fr-FR"/>
+        </w:rPr>
+      </w:pPr>
+      <w:r>
+        <w:rPr>
+          <w:rFonts w:hint="default"/>
+          <w:sz w:val="24"/>
+          <w:szCs w:val="24"/>
+          <w:lang w:val="fr-FR"/>
+        </w:rPr>
+        <w:tab/>
+      </w:r>
+      <w:r>
+        <w:rPr>
+          <w:rFonts w:hint="default"/>
+          <w:sz w:val="24"/>
+          <w:szCs w:val="24"/>
+          <w:lang w:val="fr-FR"/>
+        </w:rPr>
+        <w:t>&gt;&gt; ip a</w:t>
+      </w:r>
+    </w:p>
+    <w:p>
+      <w:pPr>
+        <w:bidi w:val="0"/>
+        <w:rPr>
+          <w:rFonts w:hint="default"/>
+          <w:sz w:val="24"/>
+          <w:szCs w:val="24"/>
+          <w:lang w:val="fr-FR"/>
+        </w:rPr>
+      </w:pPr>
+      <w:r>
+        <w:rPr>
+          <w:rFonts w:hint="default"/>
+          <w:sz w:val="24"/>
+          <w:szCs w:val="24"/>
+          <w:lang w:val="fr-FR"/>
+        </w:rPr>
+        <w:tab/>
+      </w:r>
+      <w:r>
+        <w:rPr>
+          <w:rFonts w:hint="default"/>
+          <w:sz w:val="24"/>
+          <w:szCs w:val="24"/>
+          <w:lang w:val="fr-FR"/>
+        </w:rPr>
+        <w:t>#permet d’afficher toute la configuration réseau de la VM</w:t>
+      </w:r>
+    </w:p>
+    <w:p>
+      <w:pPr>
+        <w:bidi w:val="0"/>
+        <w:rPr>
+          <w:rFonts w:hint="default"/>
+          <w:sz w:val="24"/>
+          <w:szCs w:val="24"/>
+          <w:lang w:val="fr-FR"/>
+        </w:rPr>
+      </w:pPr>
+    </w:p>
+    <w:p>
+      <w:pPr>
+        <w:bidi w:val="0"/>
+        <w:rPr>
+          <w:rFonts w:hint="default"/>
+          <w:sz w:val="24"/>
+          <w:szCs w:val="24"/>
+          <w:lang w:val="fr-FR"/>
+        </w:rPr>
+      </w:pPr>
+      <w:r>
+        <w:rPr>
+          <w:rFonts w:hint="default"/>
+          <w:sz w:val="24"/>
+          <w:szCs w:val="24"/>
+          <w:lang w:val="fr-FR"/>
+        </w:rPr>
+        <w:t>Dans Windows :</w:t>
+      </w:r>
+    </w:p>
+    <w:p>
+      <w:pPr>
+        <w:bidi w:val="0"/>
+        <w:rPr>
+          <w:rFonts w:hint="default"/>
+          <w:sz w:val="24"/>
+          <w:szCs w:val="24"/>
+          <w:lang w:val="fr-FR"/>
+        </w:rPr>
+      </w:pPr>
+    </w:p>
+    <w:p>
+      <w:pPr>
+        <w:bidi w:val="0"/>
+        <w:rPr>
+          <w:rFonts w:hint="default"/>
+          <w:sz w:val="24"/>
+          <w:szCs w:val="24"/>
+          <w:lang w:val="fr-FR"/>
+        </w:rPr>
+      </w:pPr>
+      <w:r>
+        <w:rPr>
+          <w:rFonts w:hint="default"/>
+          <w:sz w:val="24"/>
+          <w:szCs w:val="24"/>
+          <w:lang w:val="fr-FR"/>
+        </w:rPr>
+        <w:tab/>
+      </w:r>
+      <w:r>
+        <w:rPr>
+          <w:rFonts w:hint="default"/>
+          <w:sz w:val="24"/>
+          <w:szCs w:val="24"/>
+          <w:lang w:val="fr-FR"/>
+        </w:rPr>
+        <w:t>&gt;&gt; ipconfig (ou ipconfig /all pour plus de détails)</w:t>
+      </w:r>
+    </w:p>
+    <w:p>
+      <w:pPr>
+        <w:bidi w:val="0"/>
+        <w:rPr>
+          <w:rFonts w:hint="default"/>
+          <w:sz w:val="24"/>
+          <w:szCs w:val="24"/>
+          <w:lang w:val="fr-FR"/>
+        </w:rPr>
+      </w:pPr>
+      <w:r>
+        <w:rPr>
+          <w:rFonts w:hint="default"/>
+          <w:sz w:val="24"/>
+          <w:szCs w:val="24"/>
+          <w:lang w:val="fr-FR"/>
+        </w:rPr>
+        <w:tab/>
+      </w:r>
+      <w:r>
+        <w:rPr>
+          <w:rFonts w:hint="default"/>
+          <w:sz w:val="24"/>
+          <w:szCs w:val="24"/>
+          <w:lang w:val="fr-FR"/>
+        </w:rPr>
+        <w:t>#permet d’afficher toute la configuration réseau de la VM</w:t>
+      </w:r>
+    </w:p>
+    <w:p>
+      <w:pPr>
+        <w:bidi w:val="0"/>
+        <w:rPr>
+          <w:rFonts w:hint="default"/>
+          <w:sz w:val="24"/>
+          <w:szCs w:val="24"/>
+          <w:lang w:val="fr-FR"/>
+        </w:rPr>
+      </w:pPr>
+    </w:p>
+    <w:p>
+      <w:pPr>
+        <w:bidi w:val="0"/>
+        <w:rPr>
+          <w:rFonts w:hint="default"/>
+          <w:sz w:val="24"/>
+          <w:szCs w:val="24"/>
+          <w:lang w:val="fr-FR"/>
+        </w:rPr>
+      </w:pPr>
+    </w:p>
+    <w:p>
+      <w:pPr>
+        <w:bidi w:val="0"/>
+        <w:rPr>
+          <w:rFonts w:hint="default"/>
+          <w:b/>
+          <w:bCs/>
+          <w:sz w:val="24"/>
+          <w:szCs w:val="24"/>
+          <w:lang w:val="fr-FR"/>
+        </w:rPr>
+      </w:pPr>
+      <w:r>
+        <w:rPr>
+          <w:rFonts w:hint="default"/>
+          <w:b/>
+          <w:bCs/>
+          <w:sz w:val="24"/>
+          <w:szCs w:val="24"/>
+          <w:lang w:val="fr-FR"/>
+        </w:rPr>
+        <w:t>Les Pings sont utiles pour vérifier la communications entre les VMs</w:t>
+      </w:r>
+    </w:p>
+    <w:p>
+      <w:pPr>
+        <w:rPr>
+          <w:b/>
+          <w:spacing w:val="-2"/>
+          <w:sz w:val="24"/>
+        </w:rPr>
+      </w:pPr>
+      <w:r>
+        <w:rPr>
+          <w:rFonts w:hint="default"/>
+          <w:b/>
+          <w:bCs/>
+          <w:sz w:val="24"/>
+          <w:szCs w:val="24"/>
+          <w:lang w:val="fr-FR"/>
+        </w:rPr>
+        <w:t>Il sera impératif de modifier les IP qui y sont écrites, autrement, ça ne fonctionnera pas...</w:t>
+      </w:r>
+      <w:r>
+        <w:rPr>
+          <w:b/>
+          <w:spacing w:val="-2"/>
+          <w:sz w:val="24"/>
+        </w:rPr>
+        <w:br w:type="page"/>
+      </w:r>
+    </w:p>
+    <w:p>
+      <w:pPr>
+        <w:spacing w:before="81"/>
+        <w:rPr>
+          <w:b/>
+          <w:sz w:val="24"/>
+        </w:rPr>
+      </w:pPr>
+      <w:r>
+        <w:rPr>
+          <w:b/>
+          <w:spacing w:val="-2"/>
+          <w:sz w:val="24"/>
+        </w:rPr>
+        <w:t>_____________________________________________________________________________________________________________</w:t>
+      </w:r>
+    </w:p>
+    <w:p>
+      <w:pPr>
+        <w:pStyle w:val="2"/>
+      </w:pPr>
+      <w:bookmarkStart w:id="16" w:name="_Toc218099494"/>
+      <w:r>
+        <w:t>Création du code des routeurs</w:t>
+      </w:r>
+      <w:bookmarkEnd w:id="16"/>
+    </w:p>
+    <w:p>
+      <w:pPr>
+        <w:spacing w:before="2"/>
+        <w:ind w:left="87"/>
+        <w:rPr>
+          <w:b/>
+          <w:sz w:val="24"/>
+        </w:rPr>
+      </w:pPr>
+      <w:r>
+        <w:rPr>
+          <w:b/>
+          <w:spacing w:val="-2"/>
+          <w:sz w:val="24"/>
+        </w:rPr>
+        <w:t>_____________________________________________________________________________________________________________</w:t>
+      </w:r>
+    </w:p>
+    <w:p>
+      <w:pPr>
+        <w:tabs>
+          <w:tab w:val="left" w:pos="1013"/>
+        </w:tabs>
+        <w:spacing w:before="20"/>
+        <w:rPr>
+          <w:sz w:val="24"/>
+        </w:rPr>
+      </w:pPr>
+    </w:p>
+    <w:p>
+      <w:pPr>
+        <w:pStyle w:val="3"/>
+        <w:spacing w:before="79"/>
+      </w:pPr>
+      <w:bookmarkStart w:id="17" w:name="_Toc218099495"/>
+      <w:r>
+        <w:t>Recherches</w:t>
+      </w:r>
+      <w:bookmarkEnd w:id="17"/>
+    </w:p>
+    <w:p>
+      <w:pPr>
+        <w:pStyle w:val="12"/>
         <w:spacing w:before="284" w:line="360" w:lineRule="auto"/>
-        <w:ind w:right="154"/>
-      </w:pPr>
-      <w:r>
-        <w:t>Transmission des informations au serveur (type du message</w:t>
-      </w:r>
-      <w:r>
-        <w:rPr>
-          <w:rStyle w:val="7"/>
-        </w:rPr>
-        <w:footnoteReference w:id="0"/>
-      </w:r>
-      <w:r>
-        <w:t>, nom, @ip, port de communication, clé publique</w:t>
-      </w:r>
-      <w:r>
-        <w:rPr>
-          <w:rStyle w:val="7"/>
-        </w:rPr>
-        <w:footnoteReference w:id="1"/>
-      </w:r>
-      <w:r>
-        <w:t>, liste des voisins) ;</w:t>
+        <w:ind w:left="795" w:right="154"/>
+      </w:pPr>
+      <w:r>
+        <w:t>Avant de se lancer dans le codage il faut correctement analyser le sujet et voir les éléments qu’il faut implémenter, comme présenté ci-dessous :</w:t>
       </w:r>
     </w:p>
     <w:p>
@@ -5824,13 +6941,13 @@
         <w:pStyle w:val="12"/>
         <w:numPr>
           <w:ilvl w:val="0"/>
-          <w:numId w:val="2"/>
+          <w:numId w:val="4"/>
         </w:numPr>
         <w:spacing w:before="284" w:line="360" w:lineRule="auto"/>
         <w:ind w:right="154"/>
       </w:pPr>
       <w:r>
-        <w:t>Déconnexion du serveur ;</w:t>
+        <w:t>Démarrage du routeur ;</w:t>
       </w:r>
     </w:p>
     <w:p>
@@ -5838,12 +6955,72 @@
         <w:pStyle w:val="12"/>
         <w:numPr>
           <w:ilvl w:val="0"/>
-          <w:numId w:val="2"/>
+          <w:numId w:val="4"/>
         </w:numPr>
         <w:spacing w:before="284" w:line="360" w:lineRule="auto"/>
         <w:ind w:right="154"/>
       </w:pPr>
       <w:r>
+        <w:t>Connexion du routeur au serveur ;</w:t>
+      </w:r>
+    </w:p>
+    <w:p>
+      <w:pPr>
+        <w:pStyle w:val="12"/>
+        <w:numPr>
+          <w:ilvl w:val="0"/>
+          <w:numId w:val="4"/>
+        </w:numPr>
+        <w:spacing w:before="284" w:line="360" w:lineRule="auto"/>
+        <w:ind w:right="154"/>
+      </w:pPr>
+      <w:r>
+        <w:t>Transmission des informations au serveur (type du message</w:t>
+      </w:r>
+      <w:r>
+        <w:rPr>
+          <w:rStyle w:val="7"/>
+        </w:rPr>
+        <w:footnoteReference w:id="0"/>
+      </w:r>
+      <w:r>
+        <w:t>, nom, @ip, port de communication, clé publique</w:t>
+      </w:r>
+      <w:r>
+        <w:rPr>
+          <w:rStyle w:val="7"/>
+        </w:rPr>
+        <w:footnoteReference w:id="1"/>
+      </w:r>
+      <w:r>
+        <w:t>, liste des voisins) ;</w:t>
+      </w:r>
+    </w:p>
+    <w:p>
+      <w:pPr>
+        <w:pStyle w:val="12"/>
+        <w:numPr>
+          <w:ilvl w:val="0"/>
+          <w:numId w:val="4"/>
+        </w:numPr>
+        <w:spacing w:before="284" w:line="360" w:lineRule="auto"/>
+        <w:ind w:right="154"/>
+      </w:pPr>
+      <w:r>
+        <w:t>Déconnexion du serveur ;</w:t>
+      </w:r>
+    </w:p>
+    <w:p>
+      <w:pPr>
+        <w:pStyle w:val="12"/>
+        <w:numPr>
+          <w:ilvl w:val="0"/>
+          <w:numId w:val="4"/>
+        </w:numPr>
+        <w:spacing w:before="284" w:line="360" w:lineRule="auto"/>
+        <w:ind w:right="154"/>
+      </w:pPr>
+      <w:r>
         <w:t>Attente de messages (d’un client, d’un autre routeur ou du serveur) ;</w:t>
       </w:r>
     </w:p>
@@ -5852,7 +7029,7 @@
         <w:pStyle w:val="12"/>
         <w:numPr>
           <w:ilvl w:val="1"/>
-          <w:numId w:val="2"/>
+          <w:numId w:val="4"/>
         </w:numPr>
         <w:spacing w:before="284" w:line="360" w:lineRule="auto"/>
         <w:ind w:right="154"/>
@@ -5866,7 +7043,7 @@
         <w:pStyle w:val="12"/>
         <w:numPr>
           <w:ilvl w:val="0"/>
-          <w:numId w:val="2"/>
+          <w:numId w:val="4"/>
         </w:numPr>
         <w:spacing w:before="284" w:line="360" w:lineRule="auto"/>
         <w:ind w:right="154"/>
@@ -5880,7 +7057,7 @@
         <w:pStyle w:val="12"/>
         <w:numPr>
           <w:ilvl w:val="0"/>
-          <w:numId w:val="2"/>
+          <w:numId w:val="4"/>
         </w:numPr>
         <w:spacing w:before="284" w:line="360" w:lineRule="auto"/>
         <w:ind w:right="154"/>
@@ -5894,7 +7071,7 @@
         <w:pStyle w:val="12"/>
         <w:numPr>
           <w:ilvl w:val="1"/>
-          <w:numId w:val="2"/>
+          <w:numId w:val="4"/>
         </w:numPr>
         <w:spacing w:before="284" w:line="360" w:lineRule="auto"/>
         <w:ind w:right="154"/>
@@ -5908,7 +7085,7 @@
         <w:pStyle w:val="12"/>
         <w:numPr>
           <w:ilvl w:val="0"/>
-          <w:numId w:val="2"/>
+          <w:numId w:val="4"/>
         </w:numPr>
         <w:spacing w:before="284" w:line="360" w:lineRule="auto"/>
         <w:ind w:right="154"/>
@@ -5922,7 +7099,7 @@
         <w:pStyle w:val="12"/>
         <w:numPr>
           <w:ilvl w:val="1"/>
-          <w:numId w:val="2"/>
+          <w:numId w:val="4"/>
         </w:numPr>
         <w:spacing w:before="284" w:line="360" w:lineRule="auto"/>
         <w:ind w:right="154"/>
@@ -5936,7 +7113,7 @@
         <w:pStyle w:val="12"/>
         <w:numPr>
           <w:ilvl w:val="0"/>
-          <w:numId w:val="2"/>
+          <w:numId w:val="4"/>
         </w:numPr>
         <w:spacing w:before="284" w:line="360" w:lineRule="auto"/>
         <w:ind w:right="154"/>
@@ -5950,11 +7127,11 @@
         <w:pStyle w:val="3"/>
         <w:spacing w:before="79"/>
       </w:pPr>
-      <w:bookmarkStart w:id="15" w:name="_Toc218099496"/>
+      <w:bookmarkStart w:id="18" w:name="_Toc218099496"/>
       <w:r>
         <w:t>Evolution du code</w:t>
       </w:r>
-      <w:bookmarkEnd w:id="15"/>
+      <w:bookmarkEnd w:id="18"/>
     </w:p>
     <w:p>
       <w:pPr>
@@ -5974,11 +7151,11 @@
         </w:tabs>
         <w:spacing w:before="79"/>
       </w:pPr>
-      <w:bookmarkStart w:id="16" w:name="_Toc218099497"/>
+      <w:bookmarkStart w:id="19" w:name="_Toc218099497"/>
       <w:r>
         <w:t>Les bibliothèques utilisées</w:t>
       </w:r>
-      <w:bookmarkEnd w:id="16"/>
+      <w:bookmarkEnd w:id="19"/>
       <w:r>
         <w:tab/>
       </w:r>
@@ -6206,7 +7383,7 @@
           <w:szCs w:val="17"/>
         </w:rPr>
       </w:pPr>
-      <w:bookmarkStart w:id="17" w:name="_Toc218099498"/>
+      <w:bookmarkStart w:id="20" w:name="_Toc218099498"/>
       <w:r>
         <w:rPr>
           <w:rFonts w:ascii="Consolas" w:hAnsi="Consolas" w:cs="Courier New"/>
@@ -6884,7 +8061,7 @@
         </w:rPr>
         <w:t>lasse NoeudIntermedaire</w:t>
       </w:r>
-      <w:bookmarkEnd w:id="17"/>
+      <w:bookmarkEnd w:id="20"/>
       <w:r>
         <w:t>"</w:t>
       </w:r>
@@ -15356,11 +16533,11 @@
       <w:pPr>
         <w:pStyle w:val="2"/>
       </w:pPr>
-      <w:bookmarkStart w:id="18" w:name="_Toc218099499"/>
+      <w:bookmarkStart w:id="21" w:name="_Toc218099499"/>
       <w:r>
         <w:t>Création du code du serveur master</w:t>
       </w:r>
-      <w:bookmarkEnd w:id="18"/>
+      <w:bookmarkEnd w:id="21"/>
     </w:p>
     <w:p>
       <w:pPr>
@@ -15384,11 +16561,11 @@
         <w:pStyle w:val="3"/>
         <w:spacing w:before="79"/>
       </w:pPr>
-      <w:bookmarkStart w:id="19" w:name="_Toc218099500"/>
+      <w:bookmarkStart w:id="22" w:name="_Toc218099500"/>
       <w:r>
         <w:t>Recherches</w:t>
       </w:r>
-      <w:bookmarkEnd w:id="19"/>
+      <w:bookmarkEnd w:id="22"/>
     </w:p>
     <w:p/>
     <w:p>
@@ -15406,7 +16583,7 @@
         <w:pStyle w:val="12"/>
         <w:numPr>
           <w:ilvl w:val="0"/>
-          <w:numId w:val="2"/>
+          <w:numId w:val="4"/>
         </w:numPr>
         <w:spacing w:before="284" w:line="360" w:lineRule="auto"/>
         <w:ind w:right="154"/>
@@ -15420,7 +16597,7 @@
         <w:pStyle w:val="12"/>
         <w:numPr>
           <w:ilvl w:val="0"/>
-          <w:numId w:val="2"/>
+          <w:numId w:val="4"/>
         </w:numPr>
         <w:spacing w:before="284" w:line="360" w:lineRule="auto"/>
         <w:ind w:right="154"/>
@@ -15434,7 +16611,7 @@
         <w:pStyle w:val="12"/>
         <w:numPr>
           <w:ilvl w:val="0"/>
-          <w:numId w:val="2"/>
+          <w:numId w:val="4"/>
         </w:numPr>
         <w:spacing w:before="284" w:line="360" w:lineRule="auto"/>
         <w:ind w:right="154"/>
@@ -15448,7 +16625,7 @@
         <w:pStyle w:val="12"/>
         <w:numPr>
           <w:ilvl w:val="0"/>
-          <w:numId w:val="2"/>
+          <w:numId w:val="4"/>
         </w:numPr>
         <w:spacing w:before="284" w:line="360" w:lineRule="auto"/>
         <w:ind w:right="154"/>
@@ -15468,11 +16645,11 @@
         <w:pStyle w:val="3"/>
         <w:spacing w:before="79"/>
       </w:pPr>
-      <w:bookmarkStart w:id="20" w:name="_Toc218099501"/>
+      <w:bookmarkStart w:id="23" w:name="_Toc218099501"/>
       <w:r>
         <w:t>Evolution du code</w:t>
       </w:r>
-      <w:bookmarkEnd w:id="20"/>
+      <w:bookmarkEnd w:id="23"/>
     </w:p>
     <w:p>
       <w:pPr>
@@ -15489,11 +16666,11 @@
         <w:pStyle w:val="3"/>
         <w:spacing w:before="79"/>
       </w:pPr>
-      <w:bookmarkStart w:id="21" w:name="_Toc218099502"/>
+      <w:bookmarkStart w:id="24" w:name="_Toc218099502"/>
       <w:r>
         <w:t>Les bibliothèques utilisées</w:t>
       </w:r>
-      <w:bookmarkEnd w:id="21"/>
+      <w:bookmarkEnd w:id="24"/>
     </w:p>
     <w:p>
       <w:pPr>
@@ -15501,7 +16678,7 @@
         <w:spacing w:before="284" w:line="360" w:lineRule="auto"/>
         <w:ind w:left="795" w:right="154"/>
       </w:pPr>
-      <w:bookmarkStart w:id="22" w:name="_Toc218099503"/>
+      <w:bookmarkStart w:id="25" w:name="_Toc218099503"/>
       <w:r>
         <w:t xml:space="preserve">Nous utilisons les bibliothèques Python </w:t>
       </w:r>
@@ -15760,7 +16937,7 @@
         </w:rPr>
         <w:t>lass «Routeur</w:t>
       </w:r>
-      <w:bookmarkEnd w:id="22"/>
+      <w:bookmarkEnd w:id="25"/>
       <w:r>
         <w:t>"</w:t>
       </w:r>
@@ -24546,11 +25723,11 @@
       <w:pPr>
         <w:pStyle w:val="2"/>
       </w:pPr>
-      <w:bookmarkStart w:id="23" w:name="_Toc218099504"/>
+      <w:bookmarkStart w:id="26" w:name="_Toc218099504"/>
       <w:r>
         <w:t>Création du code des clients</w:t>
       </w:r>
-      <w:bookmarkEnd w:id="23"/>
+      <w:bookmarkEnd w:id="26"/>
     </w:p>
     <w:p>
       <w:pPr>
@@ -24574,11 +25751,11 @@
         <w:pStyle w:val="3"/>
         <w:spacing w:before="79"/>
       </w:pPr>
-      <w:bookmarkStart w:id="24" w:name="_Toc218099505"/>
+      <w:bookmarkStart w:id="27" w:name="_Toc218099505"/>
       <w:r>
         <w:t>Recherches</w:t>
       </w:r>
-      <w:bookmarkEnd w:id="24"/>
+      <w:bookmarkEnd w:id="27"/>
     </w:p>
     <w:p/>
     <w:p>
@@ -24596,7 +25773,7 @@
         <w:pStyle w:val="12"/>
         <w:numPr>
           <w:ilvl w:val="0"/>
-          <w:numId w:val="2"/>
+          <w:numId w:val="4"/>
         </w:numPr>
         <w:spacing w:before="284" w:line="360" w:lineRule="auto"/>
         <w:ind w:right="154"/>
@@ -24610,7 +25787,7 @@
         <w:pStyle w:val="12"/>
         <w:numPr>
           <w:ilvl w:val="0"/>
-          <w:numId w:val="2"/>
+          <w:numId w:val="4"/>
         </w:numPr>
         <w:spacing w:before="284" w:line="360" w:lineRule="auto"/>
         <w:ind w:right="154"/>
@@ -24624,7 +25801,7 @@
         <w:pStyle w:val="12"/>
         <w:numPr>
           <w:ilvl w:val="0"/>
-          <w:numId w:val="2"/>
+          <w:numId w:val="4"/>
         </w:numPr>
         <w:spacing w:before="284" w:line="360" w:lineRule="auto"/>
         <w:ind w:right="154"/>
@@ -24638,7 +25815,7 @@
         <w:pStyle w:val="12"/>
         <w:numPr>
           <w:ilvl w:val="0"/>
-          <w:numId w:val="2"/>
+          <w:numId w:val="4"/>
         </w:numPr>
         <w:spacing w:before="284" w:line="360" w:lineRule="auto"/>
         <w:ind w:right="154"/>
@@ -24661,11 +25838,11 @@
         <w:pStyle w:val="3"/>
         <w:spacing w:before="79"/>
       </w:pPr>
-      <w:bookmarkStart w:id="25" w:name="_Toc218099506"/>
+      <w:bookmarkStart w:id="28" w:name="_Toc218099506"/>
       <w:r>
         <w:t>Evolution du code</w:t>
       </w:r>
-      <w:bookmarkEnd w:id="25"/>
+      <w:bookmarkEnd w:id="28"/>
     </w:p>
     <w:p>
       <w:pPr>
@@ -24682,11 +25859,11 @@
         <w:pStyle w:val="3"/>
         <w:spacing w:before="79"/>
       </w:pPr>
-      <w:bookmarkStart w:id="26" w:name="_Toc218099507"/>
+      <w:bookmarkStart w:id="29" w:name="_Toc218099507"/>
       <w:r>
         <w:t>Les bibliothèques utilisées</w:t>
       </w:r>
-      <w:bookmarkEnd w:id="26"/>
+      <w:bookmarkEnd w:id="29"/>
     </w:p>
     <w:p>
       <w:pPr>
@@ -24867,7 +26044,7 @@
         <w:pStyle w:val="3"/>
         <w:spacing w:before="79"/>
       </w:pPr>
-      <w:bookmarkStart w:id="27" w:name="_Toc218099508"/>
+      <w:bookmarkStart w:id="30" w:name="_Toc218099508"/>
       <w:r>
         <w:t>La première classec</w:t>
       </w:r>
@@ -24878,7 +26055,7 @@
         </w:rPr>
         <w:t>lass «TerminalClient</w:t>
       </w:r>
-      <w:bookmarkEnd w:id="27"/>
+      <w:bookmarkEnd w:id="30"/>
       <w:r>
         <w:t>"</w:t>
       </w:r>
@@ -33809,13 +34986,13 @@
       <w:pPr>
         <w:pStyle w:val="2"/>
       </w:pPr>
-      <w:bookmarkStart w:id="28" w:name="_Toc218099509"/>
-      <w:bookmarkStart w:id="29" w:name="_Toc217723592"/>
+      <w:bookmarkStart w:id="31" w:name="_Toc218099509"/>
+      <w:bookmarkStart w:id="32" w:name="_Toc217723592"/>
       <w:r>
         <w:t>Annexe</w:t>
       </w:r>
-      <w:bookmarkEnd w:id="28"/>
-      <w:bookmarkEnd w:id="29"/>
+      <w:bookmarkEnd w:id="31"/>
+      <w:bookmarkEnd w:id="32"/>
       <w:r>
         <w:t> </w:t>
       </w:r>
@@ -33848,13 +35025,13 @@
       <w:pPr>
         <w:pStyle w:val="3"/>
       </w:pPr>
-      <w:bookmarkStart w:id="30" w:name="_Toc217723593"/>
-      <w:bookmarkStart w:id="31" w:name="_Toc218099510"/>
+      <w:bookmarkStart w:id="33" w:name="_Toc217723593"/>
+      <w:bookmarkStart w:id="34" w:name="_Toc218099510"/>
       <w:r>
         <w:t>Annexe 1</w:t>
       </w:r>
-      <w:bookmarkEnd w:id="30"/>
-      <w:bookmarkEnd w:id="31"/>
+      <w:bookmarkEnd w:id="33"/>
+      <w:bookmarkEnd w:id="34"/>
       <w:r>
         <w:t> </w:t>
       </w:r>
@@ -34367,6 +35544,46 @@
 <file path=word/numbering.xml><?xml version="1.0" encoding="utf-8"?>
 <w:numbering xmlns:wpc="http://schemas.microsoft.com/office/word/2010/wordprocessingCanvas" xmlns:mc="http://schemas.openxmlformats.org/markup-compatibility/2006" xmlns:o="urn:schemas-microsoft-com:office:office" xmlns:r="http://schemas.openxmlformats.org/officeDocument/2006/relationships" xmlns:m="http://schemas.openxmlformats.org/officeDocument/2006/math" xmlns:v="urn:schemas-microsoft-com:vml" xmlns:wp14="http://schemas.microsoft.com/office/word/2010/wordprocessingDrawing" xmlns:wp="http://schemas.openxmlformats.org/drawingml/2006/wordprocessingDrawing" xmlns:w10="urn:schemas-microsoft-com:office:word" xmlns:w="http://schemas.openxmlformats.org/wordprocessingml/2006/main" xmlns:w14="http://schemas.microsoft.com/office/word/2010/wordml" xmlns:wpg="http://schemas.microsoft.com/office/word/2010/wordprocessingGroup" xmlns:wpi="http://schemas.microsoft.com/office/word/2010/wordprocessingInk" xmlns:wne="http://schemas.microsoft.com/office/word/2006/wordml" xmlns:wps="http://schemas.microsoft.com/office/word/2010/wordprocessingShape" xmlns:wpsCustomData="http://www.wps.cn/officeDocument/2013/wpsCustomData" mc:Ignorable="w14 wp14">
   <w:abstractNum w:abstractNumId="0">
+    <w:nsid w:val="CF4FE0CC"/>
+    <w:multiLevelType w:val="singleLevel"/>
+    <w:tmpl w:val="CF4FE0CC"/>
+    <w:lvl w:ilvl="0" w:tentative="0">
+      <w:start w:val="1"/>
+      <w:numFmt w:val="bullet"/>
+      <w:lvlText w:val=""/>
+      <w:lvlJc w:val="left"/>
+      <w:pPr>
+        <w:tabs>
+          <w:tab w:val="left" w:pos="420"/>
+        </w:tabs>
+        <w:ind w:left="420" w:leftChars="0" w:hanging="420" w:firstLineChars="0"/>
+      </w:pPr>
+      <w:rPr>
+        <w:rFonts w:hint="default" w:ascii="Wingdings" w:hAnsi="Wingdings"/>
+      </w:rPr>
+    </w:lvl>
+  </w:abstractNum>
+  <w:abstractNum w:abstractNumId="1">
+    <w:nsid w:val="D220B36B"/>
+    <w:multiLevelType w:val="singleLevel"/>
+    <w:tmpl w:val="D220B36B"/>
+    <w:lvl w:ilvl="0" w:tentative="0">
+      <w:start w:val="1"/>
+      <w:numFmt w:val="bullet"/>
+      <w:lvlText w:val=""/>
+      <w:lvlJc w:val="left"/>
+      <w:pPr>
+        <w:tabs>
+          <w:tab w:val="left" w:pos="420"/>
+        </w:tabs>
+        <w:ind w:left="420" w:leftChars="0" w:hanging="420" w:firstLineChars="0"/>
+      </w:pPr>
+      <w:rPr>
+        <w:rFonts w:hint="default" w:ascii="Wingdings" w:hAnsi="Wingdings"/>
+      </w:rPr>
+    </w:lvl>
+  </w:abstractNum>
+  <w:abstractNum w:abstractNumId="2">
     <w:nsid w:val="0B3D65E3"/>
     <w:multiLevelType w:val="multilevel"/>
     <w:tmpl w:val="0B3D65E3"/>
@@ -34479,7 +35696,7 @@
       </w:rPr>
     </w:lvl>
   </w:abstractNum>
-  <w:abstractNum w:abstractNumId="1">
+  <w:abstractNum w:abstractNumId="3">
     <w:nsid w:val="48105416"/>
     <w:multiLevelType w:val="multilevel"/>
     <w:tmpl w:val="48105416"/>
@@ -34618,10 +35835,16 @@
     </w:lvl>
   </w:abstractNum>
   <w:num w:numId="1">
+    <w:abstractNumId w:val="3"/>
+  </w:num>
+  <w:num w:numId="2">
     <w:abstractNumId w:val="1"/>
   </w:num>
-  <w:num w:numId="2">
+  <w:num w:numId="3">
     <w:abstractNumId w:val="0"/>
+  </w:num>
+  <w:num w:numId="4">
+    <w:abstractNumId w:val="2"/>
   </w:num>
 </w:numbering>
 </file>
@@ -34702,7 +35925,7 @@
     <w:lsdException w:qFormat="1" w:unhideWhenUsed="0" w:uiPriority="10" w:semiHidden="0" w:name="Title"/>
     <w:lsdException w:uiPriority="99" w:name="Closing"/>
     <w:lsdException w:uiPriority="99" w:name="Signature"/>
-    <w:lsdException w:uiPriority="1" w:name="Default Paragraph Font"/>
+    <w:lsdException w:qFormat="1" w:uiPriority="1" w:name="Default Paragraph Font"/>
     <w:lsdException w:qFormat="1" w:unhideWhenUsed="0" w:uiPriority="1" w:semiHidden="0" w:name="Body Text"/>
     <w:lsdException w:uiPriority="99" w:name="Body Text Indent"/>
     <w:lsdException w:uiPriority="99" w:name="List Continue"/>
@@ -34740,7 +35963,7 @@
     <w:lsdException w:uiPriority="99" w:name="HTML Sample"/>
     <w:lsdException w:uiPriority="99" w:name="HTML Typewriter"/>
     <w:lsdException w:uiPriority="99" w:name="HTML Variable"/>
-    <w:lsdException w:uiPriority="99" w:name="Normal Table"/>
+    <w:lsdException w:qFormat="1" w:uiPriority="99" w:name="Normal Table"/>
     <w:lsdException w:uiPriority="99" w:name="annotation subject"/>
     <w:lsdException w:uiPriority="99" w:name="Balloon Text"/>
     <w:lsdException w:qFormat="1" w:unhideWhenUsed="0" w:uiPriority="99" w:name="Placeholder Text"/>
@@ -34800,12 +36023,14 @@
     <w:name w:val="Default Paragraph Font"/>
     <w:semiHidden/>
     <w:unhideWhenUsed/>
+    <w:qFormat/>
     <w:uiPriority w:val="1"/>
   </w:style>
   <w:style w:type="table" w:default="1" w:styleId="21">
     <w:name w:val="Normal Table"/>
     <w:semiHidden/>
     <w:unhideWhenUsed/>
+    <w:qFormat/>
     <w:uiPriority w:val="99"/>
     <w:tblPr>
       <w:tblCellMar>
